--- a/laboratornaya_12.docx
+++ b/laboratornaya_12.docx
@@ -3036,69 +3036,69 @@
     <w:p>
       <w:pPr>
         <w:rPr>
-          <w:lang w:val="en-US"/>
-        </w:rPr>
-      </w:pPr>
-      <w:r>
-        <w:rPr>
-          <w:lang w:val="en-US"/>
-        </w:rPr>
-        <w:t xml:space="preserve">    int array</w:t>
-      </w:r>
-      <w:r>
-        <w:rPr>
           <w:rFonts w:hint="default"/>
-          <w:lang w:val="ru-RU"/>
-        </w:rPr>
-        <w:t>2</w:t>
-      </w:r>
-      <w:r>
-        <w:rPr>
-          <w:lang w:val="en-US"/>
-        </w:rPr>
-        <w:t>[SIZE];</w:t>
-      </w:r>
-    </w:p>
-    <w:p>
-      <w:pPr>
-        <w:rPr>
-          <w:lang w:val="en-US"/>
-        </w:rPr>
-      </w:pPr>
-      <w:r>
-        <w:rPr>
-          <w:lang w:val="en-US"/>
-        </w:rPr>
-        <w:t xml:space="preserve">    int k1</w:t>
+          <w:lang w:val="en-US"/>
+        </w:rPr>
+      </w:pPr>
+      <w:r>
+        <w:rPr>
+          <w:lang w:val="en-US"/>
+        </w:rPr>
+        <w:t xml:space="preserve">  </w:t>
+      </w:r>
+      <w:r>
+        <w:rPr>
+          <w:rFonts w:hint="default"/>
+          <w:lang w:val="en-US"/>
+        </w:rPr>
+        <w:t xml:space="preserve">int array25[SIZE];       </w:t>
+      </w:r>
+    </w:p>
+    <w:p>
+      <w:pPr>
+        <w:rPr>
+          <w:rFonts w:hint="default"/>
+          <w:lang w:val="en-US"/>
+        </w:rPr>
+      </w:pPr>
+      <w:r>
+        <w:rPr>
+          <w:rFonts w:hint="default"/>
+          <w:lang w:val="en-US"/>
+        </w:rPr>
+        <w:t xml:space="preserve">int k13;                  </w:t>
+      </w:r>
+    </w:p>
+    <w:p>
+      <w:pPr>
+        <w:rPr>
+          <w:rFonts w:hint="default"/>
+          <w:lang w:val="en-US"/>
+        </w:rPr>
+      </w:pPr>
+      <w:r>
+        <w:rPr>
+          <w:rFonts w:hint="default"/>
+          <w:lang w:val="en-US"/>
+        </w:rPr>
+        <w:t xml:space="preserve">int k23;                  </w:t>
+      </w:r>
+    </w:p>
+    <w:p>
+      <w:pPr>
+        <w:rPr>
+          <w:lang w:val="en-US"/>
+        </w:rPr>
+      </w:pPr>
+      <w:r>
+        <w:rPr>
+          <w:rFonts w:hint="default"/>
+          <w:lang w:val="en-US"/>
+        </w:rPr>
+        <w:t xml:space="preserve">const char* filename = "data.txt";  </w:t>
       </w:r>
       <w:bookmarkStart w:id="0" w:name="_GoBack"/>
       <w:bookmarkEnd w:id="0"/>
-      <w:r>
-        <w:rPr>
-          <w:lang w:val="en-US"/>
-        </w:rPr>
-        <w:t>, k2;</w:t>
-      </w:r>
-    </w:p>
-    <w:p>
-      <w:pPr>
-        <w:rPr>
-          <w:lang w:val="en-US"/>
-        </w:rPr>
-      </w:pPr>
-      <w:r>
-        <w:rPr>
-          <w:lang w:val="en-US"/>
-        </w:rPr>
-        <w:t xml:space="preserve">    const char* filename = "data.txt";</w:t>
-      </w:r>
-    </w:p>
-    <w:p>
-      <w:pPr>
-        <w:rPr>
-          <w:lang w:val="en-US"/>
-        </w:rPr>
-      </w:pPr>
     </w:p>
     <w:p>
       <w:pPr>
@@ -3831,7 +3831,7 @@
     <w:lsdException w:uiPriority="99" w:name="index 9"/>
     <w:lsdException w:qFormat="1" w:unhideWhenUsed="0" w:uiPriority="39" w:semiHidden="0" w:name="toc 1"/>
     <w:lsdException w:qFormat="1" w:unhideWhenUsed="0" w:uiPriority="39" w:semiHidden="0" w:name="toc 2"/>
-    <w:lsdException w:unhideWhenUsed="0" w:uiPriority="39" w:semiHidden="0" w:name="toc 3"/>
+    <w:lsdException w:qFormat="1" w:unhideWhenUsed="0" w:uiPriority="39" w:semiHidden="0" w:name="toc 3"/>
     <w:lsdException w:qFormat="1" w:unhideWhenUsed="0" w:uiPriority="39" w:semiHidden="0" w:name="toc 4"/>
     <w:lsdException w:qFormat="1" w:unhideWhenUsed="0" w:uiPriority="39" w:semiHidden="0" w:name="toc 5"/>
     <w:lsdException w:qFormat="1" w:unhideWhenUsed="0" w:uiPriority="39" w:semiHidden="0" w:name="toc 6"/>
@@ -3875,7 +3875,7 @@
     <w:lsdException w:qFormat="1" w:unhideWhenUsed="0" w:uiPriority="10" w:semiHidden="0" w:name="Title"/>
     <w:lsdException w:uiPriority="99" w:name="Closing"/>
     <w:lsdException w:uiPriority="99" w:name="Signature"/>
-    <w:lsdException w:uiPriority="1" w:name="Default Paragraph Font"/>
+    <w:lsdException w:qFormat="1" w:uiPriority="1" w:name="Default Paragraph Font"/>
     <w:lsdException w:uiPriority="99" w:name="Body Text"/>
     <w:lsdException w:uiPriority="99" w:name="Body Text Indent"/>
     <w:lsdException w:uiPriority="99" w:name="List Continue"/>
@@ -4069,6 +4069,7 @@
     <w:name w:val="Default Paragraph Font"/>
     <w:semiHidden/>
     <w:unhideWhenUsed/>
+    <w:qFormat/>
     <w:uiPriority w:val="1"/>
   </w:style>
   <w:style w:type="table" w:default="1" w:styleId="8">
@@ -4191,6 +4192,7 @@
     <w:name w:val="toc 3"/>
     <w:next w:val="1"/>
     <w:link w:val="28"/>
+    <w:qFormat/>
     <w:uiPriority w:val="39"/>
     <w:pPr>
       <w:ind w:left="400"/>
@@ -4308,6 +4310,7 @@
   <w:style w:type="character" w:customStyle="1" w:styleId="26">
     <w:name w:val="Оглавление 7 Знак"/>
     <w:link w:val="13"/>
+    <w:qFormat/>
     <w:uiPriority w:val="0"/>
   </w:style>
   <w:style w:type="character" w:customStyle="1" w:styleId="27">

--- a/laboratornaya_12.docx
+++ b/laboratornaya_12.docx
@@ -3087,78 +3087,182 @@
     <w:p>
       <w:pPr>
         <w:rPr>
-          <w:lang w:val="en-US"/>
-        </w:rPr>
-      </w:pPr>
-      <w:r>
-        <w:rPr>
           <w:rFonts w:hint="default"/>
           <w:lang w:val="en-US"/>
         </w:rPr>
+      </w:pPr>
+      <w:r>
+        <w:rPr>
+          <w:rFonts w:hint="default"/>
+          <w:lang w:val="en-US"/>
+        </w:rPr>
         <w:t xml:space="preserve">const char* filename = "data.txt";  </w:t>
+      </w:r>
+    </w:p>
+    <w:p>
+      <w:pPr>
+        <w:rPr>
+          <w:rFonts w:hint="default"/>
+          <w:lang w:val="en-US"/>
+        </w:rPr>
+      </w:pPr>
+      <w:r>
+        <w:rPr>
+          <w:rFonts w:hint="default"/>
+          <w:lang w:val="en-US"/>
+        </w:rPr>
+        <w:t>if</w:t>
+      </w:r>
+      <w:r>
+        <w:rPr>
+          <w:rFonts w:hint="default"/>
+          <w:lang w:val="ru-RU"/>
+        </w:rPr>
+        <w:t xml:space="preserve"> </w:t>
+      </w:r>
+      <w:r>
+        <w:rPr>
+          <w:rFonts w:hint="default"/>
+          <w:lang w:val="en-US"/>
+        </w:rPr>
+        <w:t xml:space="preserve"> (k13 &gt; 0){</w:t>
+      </w:r>
+    </w:p>
+    <w:p>
+      <w:pPr>
+        <w:rPr>
+          <w:rFonts w:hint="default"/>
+          <w:lang w:val="en-US"/>
+        </w:rPr>
+      </w:pPr>
+      <w:r>
+        <w:rPr>
+          <w:rFonts w:hint="default"/>
+          <w:lang w:val="en-US"/>
+        </w:rPr>
+        <w:t>printf (“</w:t>
+      </w:r>
+      <w:r>
+        <w:rPr>
+          <w:rFonts w:hint="default"/>
+          <w:lang w:val="ru-RU"/>
+        </w:rPr>
+        <w:t xml:space="preserve">Переменная </w:t>
+      </w:r>
+      <w:r>
+        <w:rPr>
+          <w:rFonts w:hint="default"/>
+          <w:lang w:val="en-US"/>
+        </w:rPr>
+        <w:t>k13</w:t>
+      </w:r>
+      <w:r>
+        <w:rPr>
+          <w:rFonts w:hint="default"/>
+          <w:lang w:val="ru-RU"/>
+        </w:rPr>
+        <w:t xml:space="preserve"> положительная</w:t>
+      </w:r>
+      <w:r>
+        <w:rPr>
+          <w:rFonts w:hint="default"/>
+          <w:lang w:val="en-US"/>
+        </w:rPr>
+        <w:t>\n”);</w:t>
+      </w:r>
+    </w:p>
+    <w:p>
+      <w:pPr>
+        <w:rPr>
+          <w:rFonts w:hint="default"/>
+          <w:lang w:val="en-US"/>
+        </w:rPr>
+      </w:pPr>
+      <w:r>
+        <w:rPr>
+          <w:rFonts w:hint="default"/>
+          <w:lang w:val="en-US"/>
+        </w:rPr>
+        <w:t>}</w:t>
+      </w:r>
+    </w:p>
+    <w:p>
+      <w:pPr>
+        <w:rPr>
+          <w:rFonts w:hint="default"/>
+          <w:lang w:val="en-US"/>
+        </w:rPr>
+      </w:pPr>
+      <w:r>
+        <w:rPr>
+          <w:rFonts w:hint="default"/>
+          <w:lang w:val="en-US"/>
+        </w:rPr>
+        <w:t>printf(“%d\n”);</w:t>
+      </w:r>
+    </w:p>
+    <w:p>
+      <w:pPr>
+        <w:rPr>
+          <w:lang w:val="en-US"/>
+        </w:rPr>
+      </w:pPr>
+      <w:r>
+        <w:rPr>
+          <w:lang w:val="en-US"/>
+        </w:rPr>
+        <w:t xml:space="preserve">    // </w:t>
+      </w:r>
+      <w:r>
+        <w:t>Работа</w:t>
+      </w:r>
+      <w:r>
+        <w:rPr>
+          <w:lang w:val="en-US"/>
+        </w:rPr>
+        <w:t xml:space="preserve"> </w:t>
+      </w:r>
+      <w:r>
+        <w:t>с</w:t>
+      </w:r>
+      <w:r>
+        <w:rPr>
+          <w:lang w:val="en-US"/>
+        </w:rPr>
+        <w:t xml:space="preserve"> </w:t>
+      </w:r>
+      <w:r>
+        <w:t>массивом</w:t>
+      </w:r>
+    </w:p>
+    <w:p>
+      <w:pPr>
+        <w:rPr>
+          <w:lang w:val="en-US"/>
+        </w:rPr>
+      </w:pPr>
+      <w:r>
+        <w:rPr>
+          <w:lang w:val="en-US"/>
+        </w:rPr>
+        <w:t xml:space="preserve">    generateArray(array, SIZE);</w:t>
+      </w:r>
+    </w:p>
+    <w:p>
+      <w:pPr>
+        <w:rPr>
+          <w:rFonts w:hint="default"/>
+          <w:lang w:val="ru-RU"/>
+        </w:rPr>
+      </w:pPr>
+      <w:r>
+        <w:rPr>
+          <w:lang w:val="en-US"/>
+        </w:rPr>
+        <w:t xml:space="preserve">    printArrayToFile(filename, array, SIZE);</w:t>
       </w:r>
       <w:bookmarkStart w:id="0" w:name="_GoBack"/>
       <w:bookmarkEnd w:id="0"/>
-    </w:p>
-    <w:p>
-      <w:pPr>
-        <w:rPr>
-          <w:lang w:val="en-US"/>
-        </w:rPr>
-      </w:pPr>
-      <w:r>
-        <w:rPr>
-          <w:lang w:val="en-US"/>
-        </w:rPr>
-        <w:t xml:space="preserve">    // </w:t>
-      </w:r>
-      <w:r>
-        <w:t>Работа</w:t>
-      </w:r>
-      <w:r>
-        <w:rPr>
-          <w:lang w:val="en-US"/>
-        </w:rPr>
-        <w:t xml:space="preserve"> </w:t>
-      </w:r>
-      <w:r>
-        <w:t>с</w:t>
-      </w:r>
-      <w:r>
-        <w:rPr>
-          <w:lang w:val="en-US"/>
-        </w:rPr>
-        <w:t xml:space="preserve"> </w:t>
-      </w:r>
-      <w:r>
-        <w:t>массивом</w:t>
-      </w:r>
-    </w:p>
-    <w:p>
-      <w:pPr>
-        <w:rPr>
-          <w:lang w:val="en-US"/>
-        </w:rPr>
-      </w:pPr>
-      <w:r>
-        <w:rPr>
-          <w:lang w:val="en-US"/>
-        </w:rPr>
-        <w:t xml:space="preserve">    generateArray(array, SIZE);</w:t>
-      </w:r>
-    </w:p>
-    <w:p>
-      <w:pPr>
-        <w:rPr>
-          <w:lang w:val="en-US"/>
-        </w:rPr>
-      </w:pPr>
-      <w:r>
-        <w:rPr>
-          <w:lang w:val="en-US"/>
-        </w:rPr>
-        <w:t xml:space="preserve">    printArrayToFile(filename, array, SIZE);</w:t>
-      </w:r>
     </w:p>
     <w:p>
       <w:pPr>
@@ -3804,7 +3908,7 @@
   <w:docDefaults>
     <w:rPrDefault>
       <w:rPr>
-        <w:rFonts w:ascii="XO Thames" w:hAnsi="XO Thames" w:eastAsia="Times New Roman" w:cs="Times New Roman"/>
+        <w:rFonts w:ascii="Times New Roman" w:hAnsi="Times New Roman" w:eastAsia="SimSun" w:cs="Times New Roman"/>
       </w:rPr>
     </w:rPrDefault>
     <w:pPrDefault/>
@@ -3978,7 +4082,7 @@
   <w:style w:type="paragraph" w:styleId="2">
     <w:name w:val="heading 1"/>
     <w:next w:val="1"/>
-    <w:link w:val="30"/>
+    <w:link w:val="31"/>
     <w:qFormat/>
     <w:uiPriority w:val="9"/>
     <w:pPr>
@@ -3996,7 +4100,7 @@
   <w:style w:type="paragraph" w:styleId="3">
     <w:name w:val="heading 2"/>
     <w:next w:val="1"/>
-    <w:link w:val="44"/>
+    <w:link w:val="45"/>
     <w:qFormat/>
     <w:uiPriority w:val="9"/>
     <w:pPr>
@@ -4014,7 +4118,7 @@
   <w:style w:type="paragraph" w:styleId="4">
     <w:name w:val="heading 3"/>
     <w:next w:val="1"/>
-    <w:link w:val="27"/>
+    <w:link w:val="28"/>
     <w:qFormat/>
     <w:uiPriority w:val="9"/>
     <w:pPr>
@@ -4032,7 +4136,7 @@
   <w:style w:type="paragraph" w:styleId="5">
     <w:name w:val="heading 4"/>
     <w:next w:val="1"/>
-    <w:link w:val="43"/>
+    <w:link w:val="44"/>
     <w:qFormat/>
     <w:uiPriority w:val="9"/>
     <w:pPr>
@@ -4050,7 +4154,7 @@
   <w:style w:type="paragraph" w:styleId="6">
     <w:name w:val="heading 5"/>
     <w:next w:val="1"/>
-    <w:link w:val="29"/>
+    <w:link w:val="30"/>
     <w:qFormat/>
     <w:uiPriority w:val="9"/>
     <w:pPr>
@@ -4113,7 +4217,7 @@
   <w:style w:type="paragraph" w:styleId="11">
     <w:name w:val="toc 8"/>
     <w:next w:val="1"/>
-    <w:link w:val="37"/>
+    <w:link w:val="38"/>
     <w:qFormat/>
     <w:uiPriority w:val="39"/>
     <w:pPr>
@@ -4129,7 +4233,7 @@
   <w:style w:type="paragraph" w:styleId="12">
     <w:name w:val="toc 9"/>
     <w:next w:val="1"/>
-    <w:link w:val="36"/>
+    <w:link w:val="37"/>
     <w:qFormat/>
     <w:uiPriority w:val="39"/>
     <w:pPr>
@@ -4145,7 +4249,7 @@
   <w:style w:type="paragraph" w:styleId="13">
     <w:name w:val="toc 7"/>
     <w:next w:val="1"/>
-    <w:link w:val="26"/>
+    <w:link w:val="27"/>
     <w:qFormat/>
     <w:uiPriority w:val="39"/>
     <w:pPr>
@@ -4161,7 +4265,7 @@
   <w:style w:type="paragraph" w:styleId="14">
     <w:name w:val="toc 1"/>
     <w:next w:val="1"/>
-    <w:link w:val="33"/>
+    <w:link w:val="34"/>
     <w:qFormat/>
     <w:uiPriority w:val="39"/>
     <w:rPr>
@@ -4175,7 +4279,7 @@
   <w:style w:type="paragraph" w:styleId="15">
     <w:name w:val="toc 6"/>
     <w:next w:val="1"/>
-    <w:link w:val="25"/>
+    <w:link w:val="26"/>
     <w:qFormat/>
     <w:uiPriority w:val="39"/>
     <w:pPr>
@@ -4191,7 +4295,7 @@
   <w:style w:type="paragraph" w:styleId="16">
     <w:name w:val="toc 3"/>
     <w:next w:val="1"/>
-    <w:link w:val="28"/>
+    <w:link w:val="29"/>
     <w:qFormat/>
     <w:uiPriority w:val="39"/>
     <w:pPr>
@@ -4207,7 +4311,7 @@
   <w:style w:type="paragraph" w:styleId="17">
     <w:name w:val="toc 2"/>
     <w:next w:val="1"/>
-    <w:link w:val="23"/>
+    <w:link w:val="24"/>
     <w:qFormat/>
     <w:uiPriority w:val="39"/>
     <w:pPr>
@@ -4223,7 +4327,7 @@
   <w:style w:type="paragraph" w:styleId="18">
     <w:name w:val="toc 4"/>
     <w:next w:val="1"/>
-    <w:link w:val="24"/>
+    <w:link w:val="25"/>
     <w:qFormat/>
     <w:uiPriority w:val="39"/>
     <w:pPr>
@@ -4239,7 +4343,7 @@
   <w:style w:type="paragraph" w:styleId="19">
     <w:name w:val="toc 5"/>
     <w:next w:val="1"/>
-    <w:link w:val="38"/>
+    <w:link w:val="39"/>
     <w:qFormat/>
     <w:uiPriority w:val="39"/>
     <w:pPr>
@@ -4255,7 +4359,7 @@
   <w:style w:type="paragraph" w:styleId="20">
     <w:name w:val="Title"/>
     <w:next w:val="1"/>
-    <w:link w:val="42"/>
+    <w:link w:val="43"/>
     <w:qFormat/>
     <w:uiPriority w:val="10"/>
     <w:rPr>
@@ -4269,7 +4373,7 @@
   <w:style w:type="paragraph" w:styleId="21">
     <w:name w:val="Subtitle"/>
     <w:next w:val="1"/>
-    <w:link w:val="39"/>
+    <w:link w:val="40"/>
     <w:qFormat/>
     <w:uiPriority w:val="11"/>
     <w:rPr>
@@ -4280,7 +4384,41 @@
       <w:lang w:val="ru-RU" w:eastAsia="ru-RU" w:bidi="ar-SA"/>
     </w:rPr>
   </w:style>
-  <w:style w:type="character" w:customStyle="1" w:styleId="22">
+  <w:style w:type="paragraph" w:styleId="22">
+    <w:name w:val="HTML Preformatted"/>
+    <w:semiHidden/>
+    <w:unhideWhenUsed/>
+    <w:uiPriority w:val="99"/>
+    <w:pPr>
+      <w:tabs>
+        <w:tab w:val="left" w:pos="916"/>
+        <w:tab w:val="left" w:pos="1832"/>
+        <w:tab w:val="left" w:pos="2748"/>
+        <w:tab w:val="left" w:pos="3664"/>
+        <w:tab w:val="left" w:pos="4580"/>
+        <w:tab w:val="left" w:pos="5496"/>
+        <w:tab w:val="left" w:pos="6412"/>
+        <w:tab w:val="left" w:pos="7328"/>
+        <w:tab w:val="left" w:pos="8244"/>
+        <w:tab w:val="left" w:pos="9160"/>
+        <w:tab w:val="left" w:pos="10076"/>
+        <w:tab w:val="left" w:pos="10992"/>
+        <w:tab w:val="left" w:pos="11908"/>
+        <w:tab w:val="left" w:pos="12824"/>
+        <w:tab w:val="left" w:pos="13740"/>
+        <w:tab w:val="left" w:pos="14656"/>
+      </w:tabs>
+      <w:jc w:val="left"/>
+    </w:pPr>
+    <w:rPr>
+      <w:rFonts w:hint="eastAsia" w:ascii="SimSun" w:hAnsi="SimSun" w:eastAsia="SimSun" w:cs="SimSun"/>
+      <w:kern w:val="0"/>
+      <w:sz w:val="24"/>
+      <w:szCs w:val="24"/>
+      <w:lang w:val="en-US" w:eastAsia="zh-CN" w:bidi="ar"/>
+    </w:rPr>
+  </w:style>
+  <w:style w:type="character" w:customStyle="1" w:styleId="23">
     <w:name w:val="Обычный1"/>
     <w:qFormat/>
     <w:uiPriority w:val="0"/>
@@ -4289,31 +4427,31 @@
       <w:sz w:val="24"/>
     </w:rPr>
   </w:style>
-  <w:style w:type="character" w:customStyle="1" w:styleId="23">
+  <w:style w:type="character" w:customStyle="1" w:styleId="24">
     <w:name w:val="Оглавление 2 Знак"/>
     <w:link w:val="17"/>
     <w:qFormat/>
     <w:uiPriority w:val="0"/>
   </w:style>
-  <w:style w:type="character" w:customStyle="1" w:styleId="24">
+  <w:style w:type="character" w:customStyle="1" w:styleId="25">
     <w:name w:val="Оглавление 4 Знак"/>
     <w:link w:val="18"/>
     <w:qFormat/>
     <w:uiPriority w:val="0"/>
   </w:style>
-  <w:style w:type="character" w:customStyle="1" w:styleId="25">
+  <w:style w:type="character" w:customStyle="1" w:styleId="26">
     <w:name w:val="Оглавление 6 Знак"/>
     <w:link w:val="15"/>
     <w:qFormat/>
     <w:uiPriority w:val="0"/>
   </w:style>
-  <w:style w:type="character" w:customStyle="1" w:styleId="26">
+  <w:style w:type="character" w:customStyle="1" w:styleId="27">
     <w:name w:val="Оглавление 7 Знак"/>
     <w:link w:val="13"/>
     <w:qFormat/>
     <w:uiPriority w:val="0"/>
   </w:style>
-  <w:style w:type="character" w:customStyle="1" w:styleId="27">
+  <w:style w:type="character" w:customStyle="1" w:styleId="28">
     <w:name w:val="Заголовок 3 Знак"/>
     <w:link w:val="4"/>
     <w:qFormat/>
@@ -4325,13 +4463,13 @@
       <w:color w:val="000000"/>
     </w:rPr>
   </w:style>
-  <w:style w:type="character" w:customStyle="1" w:styleId="28">
+  <w:style w:type="character" w:customStyle="1" w:styleId="29">
     <w:name w:val="Оглавление 3 Знак"/>
     <w:link w:val="16"/>
     <w:qFormat/>
     <w:uiPriority w:val="0"/>
   </w:style>
-  <w:style w:type="character" w:customStyle="1" w:styleId="29">
+  <w:style w:type="character" w:customStyle="1" w:styleId="30">
     <w:name w:val="Заголовок 5 Знак"/>
     <w:link w:val="6"/>
     <w:qFormat/>
@@ -4343,7 +4481,7 @@
       <w:sz w:val="22"/>
     </w:rPr>
   </w:style>
-  <w:style w:type="character" w:customStyle="1" w:styleId="30">
+  <w:style w:type="character" w:customStyle="1" w:styleId="31">
     <w:name w:val="Заголовок 1 Знак"/>
     <w:link w:val="2"/>
     <w:qFormat/>
@@ -4354,9 +4492,9 @@
       <w:sz w:val="32"/>
     </w:rPr>
   </w:style>
-  <w:style w:type="paragraph" w:customStyle="1" w:styleId="31">
+  <w:style w:type="paragraph" w:customStyle="1" w:styleId="32">
     <w:name w:val="Footnote"/>
-    <w:link w:val="32"/>
+    <w:link w:val="33"/>
     <w:qFormat/>
     <w:uiPriority w:val="0"/>
     <w:rPr>
@@ -4366,9 +4504,9 @@
       <w:lang w:val="ru-RU" w:eastAsia="ru-RU" w:bidi="ar-SA"/>
     </w:rPr>
   </w:style>
-  <w:style w:type="character" w:customStyle="1" w:styleId="32">
+  <w:style w:type="character" w:customStyle="1" w:styleId="33">
     <w:name w:val="Footnote1"/>
-    <w:link w:val="31"/>
+    <w:link w:val="32"/>
     <w:qFormat/>
     <w:uiPriority w:val="0"/>
     <w:rPr>
@@ -4376,7 +4514,7 @@
       <w:sz w:val="22"/>
     </w:rPr>
   </w:style>
-  <w:style w:type="character" w:customStyle="1" w:styleId="33">
+  <w:style w:type="character" w:customStyle="1" w:styleId="34">
     <w:name w:val="Оглавление 1 Знак"/>
     <w:link w:val="14"/>
     <w:qFormat/>
@@ -4386,9 +4524,9 @@
       <w:b/>
     </w:rPr>
   </w:style>
-  <w:style w:type="paragraph" w:customStyle="1" w:styleId="34">
+  <w:style w:type="paragraph" w:customStyle="1" w:styleId="35">
     <w:name w:val="Header and Footer"/>
-    <w:link w:val="35"/>
+    <w:link w:val="36"/>
     <w:qFormat/>
     <w:uiPriority w:val="0"/>
     <w:pPr>
@@ -4401,9 +4539,9 @@
       <w:lang w:val="ru-RU" w:eastAsia="ru-RU" w:bidi="ar-SA"/>
     </w:rPr>
   </w:style>
-  <w:style w:type="character" w:customStyle="1" w:styleId="35">
+  <w:style w:type="character" w:customStyle="1" w:styleId="36">
     <w:name w:val="Header and Footer1"/>
-    <w:link w:val="34"/>
+    <w:link w:val="35"/>
     <w:qFormat/>
     <w:uiPriority w:val="0"/>
     <w:rPr>
@@ -4411,25 +4549,25 @@
       <w:sz w:val="20"/>
     </w:rPr>
   </w:style>
-  <w:style w:type="character" w:customStyle="1" w:styleId="36">
+  <w:style w:type="character" w:customStyle="1" w:styleId="37">
     <w:name w:val="Оглавление 9 Знак"/>
     <w:link w:val="12"/>
     <w:qFormat/>
     <w:uiPriority w:val="0"/>
   </w:style>
-  <w:style w:type="character" w:customStyle="1" w:styleId="37">
+  <w:style w:type="character" w:customStyle="1" w:styleId="38">
     <w:name w:val="Оглавление 8 Знак"/>
     <w:link w:val="11"/>
     <w:qFormat/>
     <w:uiPriority w:val="0"/>
   </w:style>
-  <w:style w:type="character" w:customStyle="1" w:styleId="38">
+  <w:style w:type="character" w:customStyle="1" w:styleId="39">
     <w:name w:val="Оглавление 5 Знак"/>
     <w:link w:val="19"/>
     <w:qFormat/>
     <w:uiPriority w:val="0"/>
   </w:style>
-  <w:style w:type="character" w:customStyle="1" w:styleId="39">
+  <w:style w:type="character" w:customStyle="1" w:styleId="40">
     <w:name w:val="Подзаголовок Знак"/>
     <w:link w:val="21"/>
     <w:qFormat/>
@@ -4441,10 +4579,10 @@
       <w:sz w:val="24"/>
     </w:rPr>
   </w:style>
-  <w:style w:type="paragraph" w:customStyle="1" w:styleId="40">
+  <w:style w:type="paragraph" w:customStyle="1" w:styleId="41">
     <w:name w:val="toc 10"/>
     <w:next w:val="1"/>
-    <w:link w:val="41"/>
+    <w:link w:val="42"/>
     <w:qFormat/>
     <w:uiPriority w:val="39"/>
     <w:pPr>
@@ -4457,13 +4595,13 @@
       <w:lang w:val="ru-RU" w:eastAsia="ru-RU" w:bidi="ar-SA"/>
     </w:rPr>
   </w:style>
-  <w:style w:type="character" w:customStyle="1" w:styleId="41">
+  <w:style w:type="character" w:customStyle="1" w:styleId="42">
     <w:name w:val="toc 101"/>
-    <w:link w:val="40"/>
+    <w:link w:val="41"/>
     <w:qFormat/>
     <w:uiPriority w:val="0"/>
   </w:style>
-  <w:style w:type="character" w:customStyle="1" w:styleId="42">
+  <w:style w:type="character" w:customStyle="1" w:styleId="43">
     <w:name w:val="Название Знак"/>
     <w:link w:val="20"/>
     <w:qFormat/>
@@ -4474,7 +4612,7 @@
       <w:sz w:val="52"/>
     </w:rPr>
   </w:style>
-  <w:style w:type="character" w:customStyle="1" w:styleId="43">
+  <w:style w:type="character" w:customStyle="1" w:styleId="44">
     <w:name w:val="Заголовок 4 Знак"/>
     <w:link w:val="5"/>
     <w:qFormat/>
@@ -4486,7 +4624,7 @@
       <w:sz w:val="26"/>
     </w:rPr>
   </w:style>
-  <w:style w:type="character" w:customStyle="1" w:styleId="44">
+  <w:style w:type="character" w:customStyle="1" w:styleId="45">
     <w:name w:val="Заголовок 2 Знак"/>
     <w:link w:val="3"/>
     <w:qFormat/>

--- a/laboratornaya_12.docx
+++ b/laboratornaya_12.docx
@@ -3140,7 +3140,7 @@
           <w:rFonts w:hint="default"/>
           <w:lang w:val="en-US"/>
         </w:rPr>
-        <w:t>printf (“</w:t>
+        <w:t>printf(“</w:t>
       </w:r>
       <w:r>
         <w:rPr>
@@ -3200,69 +3200,68 @@
         </w:rPr>
         <w:t>printf(“%d\n”);</w:t>
       </w:r>
-    </w:p>
-    <w:p>
-      <w:pPr>
-        <w:rPr>
-          <w:lang w:val="en-US"/>
-        </w:rPr>
-      </w:pPr>
-      <w:r>
-        <w:rPr>
-          <w:lang w:val="en-US"/>
-        </w:rPr>
-        <w:t xml:space="preserve">    // </w:t>
-      </w:r>
-      <w:r>
-        <w:t>Работа</w:t>
-      </w:r>
-      <w:r>
-        <w:rPr>
-          <w:lang w:val="en-US"/>
-        </w:rPr>
-        <w:t xml:space="preserve"> </w:t>
-      </w:r>
-      <w:r>
-        <w:t>с</w:t>
-      </w:r>
-      <w:r>
-        <w:rPr>
-          <w:lang w:val="en-US"/>
-        </w:rPr>
-        <w:t xml:space="preserve"> </w:t>
-      </w:r>
-      <w:r>
-        <w:t>массивом</w:t>
-      </w:r>
-    </w:p>
-    <w:p>
-      <w:pPr>
-        <w:rPr>
-          <w:lang w:val="en-US"/>
-        </w:rPr>
-      </w:pPr>
-      <w:r>
-        <w:rPr>
-          <w:lang w:val="en-US"/>
-        </w:rPr>
-        <w:t xml:space="preserve">    generateArray(array, SIZE);</w:t>
-      </w:r>
-    </w:p>
-    <w:p>
-      <w:pPr>
-        <w:rPr>
-          <w:rFonts w:hint="default"/>
-          <w:lang w:val="ru-RU"/>
-        </w:rPr>
-      </w:pPr>
-      <w:r>
-        <w:rPr>
-          <w:lang w:val="en-US"/>
-        </w:rPr>
-        <w:t xml:space="preserve">    printArrayToFile(filename, array, SIZE);</w:t>
-      </w:r>
       <w:bookmarkStart w:id="0" w:name="_GoBack"/>
       <w:bookmarkEnd w:id="0"/>
+    </w:p>
+    <w:p>
+      <w:pPr>
+        <w:rPr>
+          <w:lang w:val="en-US"/>
+        </w:rPr>
+      </w:pPr>
+      <w:r>
+        <w:rPr>
+          <w:lang w:val="en-US"/>
+        </w:rPr>
+        <w:t xml:space="preserve">    // </w:t>
+      </w:r>
+      <w:r>
+        <w:t>Работа</w:t>
+      </w:r>
+      <w:r>
+        <w:rPr>
+          <w:lang w:val="en-US"/>
+        </w:rPr>
+        <w:t xml:space="preserve"> </w:t>
+      </w:r>
+      <w:r>
+        <w:t>с</w:t>
+      </w:r>
+      <w:r>
+        <w:rPr>
+          <w:lang w:val="en-US"/>
+        </w:rPr>
+        <w:t xml:space="preserve"> </w:t>
+      </w:r>
+      <w:r>
+        <w:t>массивом</w:t>
+      </w:r>
+    </w:p>
+    <w:p>
+      <w:pPr>
+        <w:rPr>
+          <w:lang w:val="en-US"/>
+        </w:rPr>
+      </w:pPr>
+      <w:r>
+        <w:rPr>
+          <w:lang w:val="en-US"/>
+        </w:rPr>
+        <w:t xml:space="preserve">    generateArray(array, SIZE);</w:t>
+      </w:r>
+    </w:p>
+    <w:p>
+      <w:pPr>
+        <w:rPr>
+          <w:lang w:val="en-US"/>
+        </w:rPr>
+      </w:pPr>
+      <w:r>
+        <w:rPr>
+          <w:lang w:val="en-US"/>
+        </w:rPr>
+        <w:t xml:space="preserve">    printArrayToFile(filename, array, SIZE);</w:t>
+      </w:r>
     </w:p>
     <w:p>
       <w:pPr>
